--- a/123.docx
+++ b/123.docx
@@ -39,19 +39,6 @@
           <w:lang w:val="en-US"/>
         </w:rPr>
         <w:t>Line 3</w:t>
-      </w:r>
-    </w:p>
-    <w:p>
-      <w:pPr>
-        <w:rPr>
-          <w:lang w:val="en-US"/>
-        </w:rPr>
-      </w:pPr>
-      <w:r>
-        <w:rPr>
-          <w:lang w:val="en-US"/>
-        </w:rPr>
-        <w:t>Line 4</w:t>
       </w:r>
     </w:p>
     <w:p>
